--- a/downloads/teacher/05 Materials/Unit 05/Slides/Slides 05.19 - Careers in Textiles Apparel and Design and Unit 5 Review and Test.docx
+++ b/downloads/teacher/05 Materials/Unit 05/Slides/Slides 05.19 - Careers in Textiles Apparel and Design and Unit 5 Review and Test.docx
@@ -1311,21 +1311,6 @@
     </w:p>
     <w:p>
       <w:pPr>
-        <w:numPr>
-          <w:ilvl w:val="0"/>
-          <w:numId w:val="1013"/>
-        </w:numPr>
-        <w:pStyle w:val="Compact"/>
-      </w:pPr>
-      <w:r>
-        <w:rPr>
-          <w:rStyle w:val="TeacherNote"/>
-        </w:rPr>
-        <w:t xml:space="preserve">[Sal: put the real program name here, the county’s BOCES or district CTE apparel and design program, and what it takes to get in.]</w:t>
-      </w:r>
-    </w:p>
-    <w:p>
-      <w:pPr>
         <w:pStyle w:val="Heading2"/>
       </w:pPr>
       <w:bookmarkStart w:id="33" w:name="slide-13-day-1.-the-ladder-from-here"/>
@@ -1396,23 +1381,6 @@
     </w:p>
     <w:p>
       <w:pPr>
-        <w:pStyle w:val="FirstParagraph"/>
-      </w:pPr>
-      <w:r>
-        <w:t xml:space="preserve">Notes:</w:t>
-      </w:r>
-      <w:r>
-        <w:t xml:space="preserve"> </w:t>
-      </w:r>
-      <w:r>
-        <w:rPr>
-          <w:rStyle w:val="TeacherNote"/>
-        </w:rPr>
-        <w:t xml:space="preserve">[Sal: thirty seconds on your own path here, Penn State, Oracle, hospitality, a business you built, and now a classroom. It is the best evidence in the room that these routes are not one-way.]</w:t>
-      </w:r>
-    </w:p>
-    <w:p>
-      <w:pPr>
         <w:pStyle w:val="Heading2"/>
       </w:pPr>
       <w:bookmarkStart w:id="34" w:name="slide-14-day-1.-exit-card"/>
@@ -1476,22 +1444,7 @@
         <w:pStyle w:val="Compact"/>
       </w:pPr>
       <w:r>
-        <w:t xml:space="preserve">Cost per wear: a $48 jacket</w:t>
-      </w:r>
-      <w:r>
-        <w:t xml:space="preserve"> </w:t>
-      </w:r>
-      <w:r>
-        <w:rPr>
-          <w:rStyle w:val="TeacherNote"/>
-        </w:rPr>
-        <w:t xml:space="preserve">[update]</w:t>
-      </w:r>
-      <w:r>
-        <w:t xml:space="preserve"> </w:t>
-      </w:r>
-      <w:r>
-        <w:t xml:space="preserve">worn 120 times is $______ per wear.</w:t>
+        <w:t xml:space="preserve">Cost per wear: a $48 jacket worn 120 times is $______ per wear.</w:t>
       </w:r>
     </w:p>
     <w:p>
